--- a/deliverables/video-3-slides/script/Short-3A-Before-You-Resign-Preserve-the-Evidence_v1.1.docx
+++ b/deliverables/video-3-slides/script/Short-3A-Before-You-Resign-Preserve-the-Evidence_v1.1.docx
@@ -27,17 +27,17 @@
     </w:p>
     <w:p>
       <w:r>
-        <w:t>While you are still there, keep what is genuinely yours. Your own performance reviews. Recognition you received. Nonconfidential metrics already shared with you. Project dates, scope of responsibility, and permitted notes on decisions you influenced.</w:t>
+        <w:t>While you are still there, keep what is genuinely yours. Your own performance reviews where permitted. Recognition you received. Nonconfidential metrics already shared with you. Project dates, scope, and permitted notes on decisions you influenced.</w:t>
       </w:r>
     </w:p>
     <w:p>
       <w:r>
-        <w:t>What you must not take is anything the employer owns. Confidential information. Customer data. Employee data. Proprietary documents. Anything you have no right to keep.</w:t>
+        <w:t>What you must not take is anything the employer owns. Confidential information. Customer data. Employee data. Proprietary documents.</w:t>
       </w:r>
     </w:p>
     <w:p>
       <w:r>
-        <w:t>Preserving your record does not mean taking their material.</w:t>
+        <w:t>The rule is simple. If you are not entitled to keep it, do not take it.</w:t>
       </w:r>
     </w:p>
     <w:p>
@@ -47,7 +47,7 @@
     </w:p>
     <w:p>
       <w:r>
-        <w:t>The full version is in my video on the three things to check before you quit.</w:t>
+        <w:t>The full version is in my video, 3 Things to Do Before Quitting Your Job.</w:t>
       </w:r>
     </w:p>
     <w:sectPr>
